--- a/testakten/rentenberater-status-bav-rentenanspruch-querschnitt-dortmund/04_erwerbsminderung_medizinischer_stand.docx
+++ b/testakten/rentenberater-status-bav-rentenanspruch-querschnitt-dortmund/04_erwerbsminderung_medizinischer_stand.docx
@@ -825,7 +825,7 @@
         <w:color w:val="5C6569"/>
         <w:sz w:val="14"/>
       </w:rPr>
-      <w:t>Telefon 0231 44896-0 · Telefax 0231 44896-29 · kanzlei@rentenberatung-voss.example</w:t>
+      <w:t>Telefon 0231 44896-0 · Telefax 0231 44896-29 · kanzlei@rentenberatung-voss.de</w:t>
     </w:r>
   </w:p>
   <w:p>
